--- a/Anteproyecto_v6.docx
+++ b/Anteproyecto_v6.docx
@@ -2967,7 +2967,7 @@
         </w:rPr>
         <w:t xml:space="preserve">RF0.3 Configuración de parámetros de manejo:</w:t>
         <w:br w:type="textWrapping"/>
-        <w:t xml:space="preserve"> El sistema debe permitir configurar los parámetros de manejo del establecimiento —días de secado previos al parto, edad mínima al servicio, edad de cambio de categoría, litros máximos admitidos por control, cantidad de ordeñes diarios y la anticipación de cada aviso—, validando que cada valor quede dentro de su rango admitido y aplicando valores por defecto mientras no se configuren.</w:t>
+        <w:t xml:space="preserve"> El sistema debe permitir configurar los parámetros de manejo del establecimiento —días de secado previos al parto, edad mínima al servicio, edad de cambio de categoría, litros máximos admitidos por control, cantidad de ordeñes diarios, espera voluntaria posparto, días para el tacto y la anticipación de cada uno de los cuatro avisos—, validando que cada valor quede dentro de su rango admitido y aplicando valores por defecto mientras no se configuren.</w:t>
       </w:r>
     </w:p>
     <w:p>

--- a/Anteproyecto_v6.docx
+++ b/Anteproyecto_v6.docx
@@ -3024,7 +3024,7 @@
         </w:rPr>
         <w:t xml:space="preserve">RF1.2 Baja de animales:</w:t>
         <w:br w:type="textWrapping"/>
-        <w:t xml:space="preserve"> El sistema debe permitir registrar la baja lógica de un animal, indicando la fecha y el motivo de salida (venta, fallecimiento, descarte sanitario u otros), conservando su historial y su lugar en el linaje del rodeo.</w:t>
+        <w:t xml:space="preserve"> El sistema debe permitir registrar la baja lógica de un animal indicando el motivo de salida (venta, fallecimiento, descarte sanitario u otros), dejando asentada la fecha en que la baja se registra y conservando su historial y su lugar en el linaje del rodeo.</w:t>
       </w:r>
     </w:p>
     <w:p>
@@ -3114,7 +3114,7 @@
         </w:rPr>
         <w:t xml:space="preserve">RF1.7 Prevención de consanguinidad:</w:t>
         <w:br w:type="textWrapping"/>
-        <w:t xml:space="preserve"> El sistema debe advertir posibles cruces entre animales con parentesco directo.</w:t>
+        <w:t xml:space="preserve"> El sistema debe advertir el parentesco entre una hembra y un posible reproductor, verificando si existe un ancestro común dentro de la ascendencia registrada de ambos. La advertencia es informativa y no impide registrar el servicio.</w:t>
       </w:r>
     </w:p>
     <w:p>
@@ -3132,7 +3132,7 @@
         </w:rPr>
         <w:t xml:space="preserve">RF1.8 Clasificación automática:</w:t>
         <w:br w:type="textWrapping"/>
-        <w:t xml:space="preserve"> El sistema debe clasificar automáticamente a los animales: las hembras según su edad y su número de partos, y los machos según su edad.</w:t>
+        <w:t xml:space="preserve"> El sistema debe clasificar automáticamente a los animales: las hembras según su edad y su número de partos, y los machos según su edad y su destino reproductivo.</w:t>
       </w:r>
     </w:p>
     <w:p>

--- a/Anteproyecto_v6.docx
+++ b/Anteproyecto_v6.docx
@@ -4365,7 +4365,7 @@
         </w:rPr>
         <w:t xml:space="preserve">RF7.5 Integración con Telegram:</w:t>
         <w:br w:type="textWrapping"/>
-        <w:t xml:space="preserve"> El sistema debe integrarse con un bot de Telegram.</w:t>
+        <w:t xml:space="preserve"> El sistema debe integrarse con un bot de Telegram, vinculando un destinatario único para todo el establecimiento.</w:t>
       </w:r>
     </w:p>
     <w:p>
@@ -4383,7 +4383,7 @@
         </w:rPr>
         <w:t xml:space="preserve">RF7.6 Notificaciones automáticas:</w:t>
         <w:br w:type="textWrapping"/>
-        <w:t xml:space="preserve"> El sistema debe enviar alertas automáticas sobre procedimientos sanitarios pendientes, partos próximos, tactos pendientes, secados próximos, stock crítico, vencimiento de insumos y fin del período de descarte de leche.</w:t>
+        <w:t xml:space="preserve"> El sistema debe enviar alertas automáticas sobre procedimientos sanitarios pendientes, partos próximos, tactos pendientes, vacas para servir, secados próximos, fin del período de descarte de leche, stock crítico y vencimiento de insumos, permitiendo activar y desactivar cada tipo de aviso por separado.</w:t>
       </w:r>
     </w:p>
     <w:p>
@@ -4401,7 +4401,7 @@
         </w:rPr>
         <w:t xml:space="preserve">RF7.7 Resumen diario:</w:t>
         <w:br w:type="textWrapping"/>
-        <w:t xml:space="preserve"> El sistema debe enviar un resumen diario de las tareas pendientes.</w:t>
+        <w:t xml:space="preserve"> El sistema debe enviar un resumen diario de las tareas pendientes, a una hora configurable por el establecimiento.</w:t>
       </w:r>
     </w:p>
     <w:p>
@@ -11393,7 +11393,7 @@
         <w:rPr>
           <w:rtl w:val="0"/>
         </w:rPr>
-        <w:t xml:space="preserve">El desarrollo fue dividido en seis incrementos principales. Los cinco primeros se encuentran completados y el sexto es el que resta.</w:t>
+        <w:t xml:space="preserve">El desarrollo fue dividido en seis incrementos principales, todos completados.</w:t>
       </w:r>
     </w:p>
     <w:p>
@@ -12070,7 +12070,7 @@
         <w:rPr>
           <w:rtl w:val="0"/>
         </w:rPr>
-        <w:t xml:space="preserve">En la sexta y última iteración se desarrollarán los reportes y las notificaciones, junto con las validaciones finales del sistema.</w:t>
+        <w:t xml:space="preserve">En la sexta y última iteración se desarrollaron los reportes y las notificaciones, junto con las validaciones finales del sistema.</w:t>
       </w:r>
     </w:p>
     <w:p>
